--- a/MÓDULOS 01 À 05/Módulo 02/Anotações - Modulo 02 HTML e CSS.docx
+++ b/MÓDULOS 01 À 05/Módulo 02/Anotações - Modulo 02 HTML e CSS.docx
@@ -189,11 +189,433 @@
         <w:t>mais interessante de ser usada, mas para cria um site profissional vou precisar de cores bem especificas e formações especificas também, então para site profissional provavelmente vai ser o que menos irei utilizar, posso procurar nome de cores em outros sites para ter um padrão de cor correto e bem especifico.</w:t>
       </w:r>
     </w:p>
+    <w:p/>
+    <w:p>
+      <w:pPr>
+        <w:rPr>
+          <w:b/>
+          <w:bCs/>
+          <w:color w:val="2F5496" w:themeColor="accent1" w:themeShade="BF"/>
+          <w:sz w:val="28"/>
+          <w:szCs w:val="28"/>
+        </w:rPr>
+      </w:pPr>
+      <w:r>
+        <w:rPr>
+          <w:b/>
+          <w:bCs/>
+          <w:color w:val="2F5496" w:themeColor="accent1" w:themeShade="BF"/>
+          <w:sz w:val="28"/>
+          <w:szCs w:val="28"/>
+        </w:rPr>
+        <w:t>Harmonização de cores</w:t>
+      </w:r>
+    </w:p>
     <w:p>
       <w:r>
         <w:t xml:space="preserve"> </w:t>
       </w:r>
     </w:p>
+    <w:p>
+      <w:r>
+        <w:t xml:space="preserve">Círculo cromático </w:t>
+      </w:r>
+      <w:r>
+        <w:sym w:font="Wingdings" w:char="F0E0"/>
+      </w:r>
+      <w:r>
+        <w:t xml:space="preserve"> esse é o circulo que representa cores com a composição RGB, o foco do estudo do círculo cromático é principalmente feito para entender a harmonia de cores. </w:t>
+      </w:r>
+    </w:p>
+    <w:p/>
+    <w:p>
+      <w:r>
+        <w:t xml:space="preserve">Cores Primarias </w:t>
+      </w:r>
+      <w:r>
+        <w:sym w:font="Wingdings" w:char="F0E0"/>
+      </w:r>
+      <w:r>
+        <w:t xml:space="preserve"> amarelo, vermelho e azul são as principais cores.</w:t>
+      </w:r>
+    </w:p>
+    <w:p>
+      <w:r>
+        <w:t xml:space="preserve">Cores secundárias </w:t>
+      </w:r>
+      <w:r>
+        <w:sym w:font="Wingdings" w:char="F0E0"/>
+      </w:r>
+      <w:r>
+        <w:t xml:space="preserve"> verde, laranja e violeta.</w:t>
+      </w:r>
+    </w:p>
+    <w:p>
+      <w:r>
+        <w:rPr>
+          <w:noProof/>
+        </w:rPr>
+        <w:drawing>
+          <wp:anchor distT="0" distB="0" distL="114300" distR="114300" simplePos="0" relativeHeight="251658240" behindDoc="0" locked="0" layoutInCell="1" allowOverlap="1" wp14:anchorId="075B7CA2" wp14:editId="08DB8F91">
+            <wp:simplePos x="0" y="0"/>
+            <wp:positionH relativeFrom="margin">
+              <wp:align>left</wp:align>
+            </wp:positionH>
+            <wp:positionV relativeFrom="paragraph">
+              <wp:posOffset>484505</wp:posOffset>
+            </wp:positionV>
+            <wp:extent cx="690880" cy="690880"/>
+            <wp:effectExtent l="0" t="0" r="0" b="0"/>
+            <wp:wrapThrough wrapText="bothSides">
+              <wp:wrapPolygon edited="0">
+                <wp:start x="0" y="0"/>
+                <wp:lineTo x="0" y="20846"/>
+                <wp:lineTo x="20846" y="20846"/>
+                <wp:lineTo x="20846" y="0"/>
+                <wp:lineTo x="0" y="0"/>
+              </wp:wrapPolygon>
+            </wp:wrapThrough>
+            <wp:docPr id="1820425336" name="Imagem 1" descr="Como usar o círculo cromático para escolher as cores na decoração - Colab55"/>
+            <wp:cNvGraphicFramePr>
+              <a:graphicFrameLocks xmlns:a="http://schemas.openxmlformats.org/drawingml/2006/main" noChangeAspect="1"/>
+            </wp:cNvGraphicFramePr>
+            <a:graphic xmlns:a="http://schemas.openxmlformats.org/drawingml/2006/main">
+              <a:graphicData uri="http://schemas.openxmlformats.org/drawingml/2006/picture">
+                <pic:pic xmlns:pic="http://schemas.openxmlformats.org/drawingml/2006/picture">
+                  <pic:nvPicPr>
+                    <pic:cNvPr id="0" name="Picture 1" descr="Como usar o círculo cromático para escolher as cores na decoração - Colab55"/>
+                    <pic:cNvPicPr>
+                      <a:picLocks noChangeAspect="1" noChangeArrowheads="1"/>
+                    </pic:cNvPicPr>
+                  </pic:nvPicPr>
+                  <pic:blipFill>
+                    <a:blip r:embed="rId4" cstate="print">
+                      <a:extLst>
+                        <a:ext uri="{28A0092B-C50C-407E-A947-70E740481C1C}">
+                          <a14:useLocalDpi xmlns:a14="http://schemas.microsoft.com/office/drawing/2010/main" val="0"/>
+                        </a:ext>
+                      </a:extLst>
+                    </a:blip>
+                    <a:srcRect/>
+                    <a:stretch>
+                      <a:fillRect/>
+                    </a:stretch>
+                  </pic:blipFill>
+                  <pic:spPr bwMode="auto">
+                    <a:xfrm>
+                      <a:off x="0" y="0"/>
+                      <a:ext cx="690880" cy="690880"/>
+                    </a:xfrm>
+                    <a:prstGeom prst="rect">
+                      <a:avLst/>
+                    </a:prstGeom>
+                    <a:noFill/>
+                    <a:ln>
+                      <a:noFill/>
+                    </a:ln>
+                  </pic:spPr>
+                </pic:pic>
+              </a:graphicData>
+            </a:graphic>
+            <wp14:sizeRelH relativeFrom="margin">
+              <wp14:pctWidth>0</wp14:pctWidth>
+            </wp14:sizeRelH>
+            <wp14:sizeRelV relativeFrom="margin">
+              <wp14:pctHeight>0</wp14:pctHeight>
+            </wp14:sizeRelV>
+          </wp:anchor>
+        </w:drawing>
+      </w:r>
+      <w:r>
+        <w:t xml:space="preserve">Cores terciárias </w:t>
+      </w:r>
+      <w:r>
+        <w:sym w:font="Wingdings" w:char="F0E0"/>
+      </w:r>
+      <w:r>
+        <w:t xml:space="preserve"> Toda cor sendo dita terciária está entre as cores segundarias e primarias, basicamente as cores que ficaram sobrando dentro do </w:t>
+      </w:r>
+      <w:r>
+        <w:t>círculo</w:t>
+      </w:r>
+      <w:r>
+        <w:t xml:space="preserve"> cromático</w:t>
+      </w:r>
+      <w:r>
+        <w:t>.</w:t>
+      </w:r>
+    </w:p>
+    <w:p/>
+    <w:p/>
+    <w:p>
+      <w:r>
+        <w:t>Olhando para o circulo temos outra representação que são de cores quentes e cores frias.</w:t>
+      </w:r>
+    </w:p>
+    <w:p>
+      <w:r>
+        <w:t>Cores frias</w:t>
+      </w:r>
+      <w:r>
+        <w:sym w:font="Wingdings" w:char="F0E0"/>
+      </w:r>
+      <w:r>
+        <w:t xml:space="preserve"> a metade do amarelo até o roxo.</w:t>
+      </w:r>
+    </w:p>
+    <w:p>
+      <w:r>
+        <w:t xml:space="preserve">Cores quentes </w:t>
+      </w:r>
+      <w:r>
+        <w:sym w:font="Wingdings" w:char="F0E0"/>
+      </w:r>
+      <w:r>
+        <w:t xml:space="preserve"> a metade do roxo mais claro até o laranja o verde mais claro.</w:t>
+      </w:r>
+      <w:r>
+        <w:rPr>
+          <w:noProof/>
+        </w:rPr>
+        <w:t xml:space="preserve"> </w:t>
+      </w:r>
+    </w:p>
+    <w:p>
+      <w:r>
+        <w:drawing>
+          <wp:anchor distT="0" distB="0" distL="114300" distR="114300" simplePos="0" relativeHeight="251659264" behindDoc="0" locked="0" layoutInCell="1" allowOverlap="1" wp14:anchorId="18DE45F2" wp14:editId="32733596">
+            <wp:simplePos x="0" y="0"/>
+            <wp:positionH relativeFrom="margin">
+              <wp:align>left</wp:align>
+            </wp:positionH>
+            <wp:positionV relativeFrom="paragraph">
+              <wp:posOffset>22860</wp:posOffset>
+            </wp:positionV>
+            <wp:extent cx="1610360" cy="936625"/>
+            <wp:effectExtent l="0" t="0" r="8890" b="0"/>
+            <wp:wrapThrough wrapText="bothSides">
+              <wp:wrapPolygon edited="0">
+                <wp:start x="0" y="0"/>
+                <wp:lineTo x="0" y="21087"/>
+                <wp:lineTo x="21464" y="21087"/>
+                <wp:lineTo x="21464" y="0"/>
+                <wp:lineTo x="0" y="0"/>
+              </wp:wrapPolygon>
+            </wp:wrapThrough>
+            <wp:docPr id="1398273059" name="Imagem 1"/>
+            <wp:cNvGraphicFramePr>
+              <a:graphicFrameLocks xmlns:a="http://schemas.openxmlformats.org/drawingml/2006/main" noChangeAspect="1"/>
+            </wp:cNvGraphicFramePr>
+            <a:graphic xmlns:a="http://schemas.openxmlformats.org/drawingml/2006/main">
+              <a:graphicData uri="http://schemas.openxmlformats.org/drawingml/2006/picture">
+                <pic:pic xmlns:pic="http://schemas.openxmlformats.org/drawingml/2006/picture">
+                  <pic:nvPicPr>
+                    <pic:cNvPr id="1398273059" name=""/>
+                    <pic:cNvPicPr/>
+                  </pic:nvPicPr>
+                  <pic:blipFill>
+                    <a:blip r:embed="rId5" cstate="print">
+                      <a:extLst>
+                        <a:ext uri="{28A0092B-C50C-407E-A947-70E740481C1C}">
+                          <a14:useLocalDpi xmlns:a14="http://schemas.microsoft.com/office/drawing/2010/main" val="0"/>
+                        </a:ext>
+                      </a:extLst>
+                    </a:blip>
+                    <a:stretch>
+                      <a:fillRect/>
+                    </a:stretch>
+                  </pic:blipFill>
+                  <pic:spPr>
+                    <a:xfrm>
+                      <a:off x="0" y="0"/>
+                      <a:ext cx="1610360" cy="936625"/>
+                    </a:xfrm>
+                    <a:prstGeom prst="rect">
+                      <a:avLst/>
+                    </a:prstGeom>
+                  </pic:spPr>
+                </pic:pic>
+              </a:graphicData>
+            </a:graphic>
+          </wp:anchor>
+        </w:drawing>
+      </w:r>
+      <w:r>
+        <w:t>Essa é total representação do que acabamos de falar, a representação de cores frias e cores quentes.</w:t>
+      </w:r>
+    </w:p>
+    <w:p>
+      <w:r>
+        <w:t xml:space="preserve">Uma preocupação importante é entender qual vai ser a palheta de cores do site, lembrar da semântica de cores para entender qual vai ser a cor </w:t>
+      </w:r>
+      <w:proofErr w:type="gramStart"/>
+      <w:r>
+        <w:t>principal,  entender</w:t>
+      </w:r>
+      <w:proofErr w:type="gramEnd"/>
+      <w:r>
+        <w:t xml:space="preserve"> qual o tom da cor escolhida e quais cores combinam com essa cor, geralmente as palhetas tem de 3 a 5 cores </w:t>
+      </w:r>
+      <w:r>
+        <w:lastRenderedPageBreak/>
+        <w:t>desconsiderando o preto e branco que sempre vai ter, ver qual a cor primaria da logo do cliente é uma boa estratégia para definir qual vai ser a cor do site.</w:t>
+      </w:r>
+    </w:p>
+    <w:p/>
+    <w:p>
+      <w:r>
+        <w:t xml:space="preserve">Cores complementares </w:t>
+      </w:r>
+      <w:r>
+        <w:sym w:font="Wingdings" w:char="F0E0"/>
+      </w:r>
+      <w:r>
+        <w:t xml:space="preserve"> A cor complementar é a cor que mais contrasta com a outra, dentro do circulo pegamos a cor escolhida e traçamos uma linha reta até a parte contraria, aquela vai ser a cor complementar.</w:t>
+      </w:r>
+    </w:p>
+    <w:p>
+      <w:r>
+        <w:t xml:space="preserve">Cores Análogas </w:t>
+      </w:r>
+      <w:r>
+        <w:sym w:font="Wingdings" w:char="F0E0"/>
+      </w:r>
+      <w:r>
+        <w:t xml:space="preserve"> As cores análogas ao contrario das cores complementares, são as cores que não tem contraste entre elas e sim uma harmonia entre elas, dentro do círculo é basicamente a cor vizinha.</w:t>
+      </w:r>
+    </w:p>
+    <w:p>
+      <w:r>
+        <w:t>É totalmente possível ter cores análogas e uma complementar, para isso basta escolher uma cor, pegue as vizinhas dela de cada lado, e depois escolha a cor contraria para dar o contraste, é assim que temos uma palheta de cores (pelo menos um exemplo de como ter uma).</w:t>
+      </w:r>
+    </w:p>
+    <w:p/>
+    <w:p>
+      <w:r>
+        <w:t>Cores Análogas Relacionadas</w:t>
+      </w:r>
+      <w:r>
+        <w:t xml:space="preserve"> é outro principio para ter uma palheta de cores, você duas cores vizinhas como cores principais, dessas duas você pula uma cor vizinha e pega essa outra cor, assim conseguimos criar uma mini palheta de cores.</w:t>
+      </w:r>
+    </w:p>
+    <w:p/>
+    <w:p>
+      <w:r>
+        <w:t>Cores Intercaladas, escolhe uma cor principal, pula um vizinho e pega outra e faz isso até formar um grupo de cores, não muito recomendado, mas pode ser usado.</w:t>
+      </w:r>
+    </w:p>
+    <w:p/>
+    <w:p>
+      <w:r>
+        <w:t>Cores triádicas, essas pulamos três cores até formar uma palheta.</w:t>
+      </w:r>
+    </w:p>
+    <w:p/>
+    <w:p>
+      <w:r>
+        <w:t>Cores em quadrado, essa formação é pulando duas cores, assim formando um quadrado dentro do circulo e formando uma palheta de 4 cores.</w:t>
+      </w:r>
+    </w:p>
+    <w:p>
+      <w:r>
+        <w:t xml:space="preserve">Cores </w:t>
+      </w:r>
+      <w:proofErr w:type="spellStart"/>
+      <w:r>
+        <w:t>Tetrádicas</w:t>
+      </w:r>
+      <w:proofErr w:type="spellEnd"/>
+      <w:r>
+        <w:t>, aqui você escolhe duas cores e faz o complemento de cada cor.</w:t>
+      </w:r>
+    </w:p>
+    <w:p>
+      <w:r>
+        <w:t>Monocromia, aqui pegamos uma cor, a partir dessa cor alteramos a luminosidade e saturação da cor para temos uma sincronia e uma palheta de cores.</w:t>
+      </w:r>
+    </w:p>
+    <w:p>
+      <w:r>
+        <w:br w:type="page"/>
+      </w:r>
+    </w:p>
+    <w:p>
+      <w:pPr>
+        <w:rPr>
+          <w:b/>
+          <w:bCs/>
+          <w:color w:val="2F5496" w:themeColor="accent1" w:themeShade="BF"/>
+          <w:sz w:val="28"/>
+          <w:szCs w:val="28"/>
+        </w:rPr>
+      </w:pPr>
+      <w:r>
+        <w:rPr>
+          <w:b/>
+          <w:bCs/>
+          <w:color w:val="2F5496" w:themeColor="accent1" w:themeShade="BF"/>
+          <w:sz w:val="28"/>
+          <w:szCs w:val="28"/>
+        </w:rPr>
+        <w:lastRenderedPageBreak/>
+        <w:t xml:space="preserve">Paleta de cores </w:t>
+      </w:r>
+    </w:p>
+    <w:p/>
+    <w:p>
+      <w:r>
+        <w:t>Aqui usamos o adobe color para entender o que foi passado na aula anterior, é um site que mostra cada representação de cores e por ele é totalmente possível criar uma palheta de cores com as representações que foram aprendidas, simplesmente sensacional.</w:t>
+      </w:r>
+    </w:p>
+    <w:p>
+      <w:r>
+        <w:t>Extrair tema é uma função muito interessante para pegar uma palheta de cores que já existe em uma logo, adiciona a imagem da logo e ele te entrega a palheta principal onde você pode ajustar até ter exatamente a que você quer para o seu site baseado na logo do site.</w:t>
+      </w:r>
+    </w:p>
+    <w:p>
+      <w:r>
+        <w:t>Temos também a função de explorar para procurar uma palheta de cores do extremo zero, muito interessante o site para esse tipo de criação.</w:t>
+      </w:r>
+    </w:p>
+    <w:p/>
+    <w:p>
+      <w:r>
+        <w:t>Paletton.com é outro site para esse tipo de criação de palhetas de cores, ele mostra um visual já aplicado no site, oque ajuda demais ter esse tipo de ferramenta.</w:t>
+      </w:r>
+    </w:p>
+    <w:p/>
+    <w:p>
+      <w:r>
+        <w:t>Coolors.com é outro site para palhetas, ele te mostrar e forma expandida na tela uma palheta de cores, onde posso de forma mais fácil ter uma palheta para ele.</w:t>
+      </w:r>
+    </w:p>
+    <w:p/>
+    <w:p>
+      <w:r>
+        <w:t xml:space="preserve">Desses sites o mais interessante foi o </w:t>
+      </w:r>
+      <w:proofErr w:type="spellStart"/>
+      <w:r>
+        <w:t>paletton</w:t>
+      </w:r>
+      <w:proofErr w:type="spellEnd"/>
+      <w:r>
+        <w:t xml:space="preserve"> porque já mostra como vai no site a palheta de cores, para mim que não tem experiencia nenhuma ajuda demais a entender como vai ser separado as cores pelos sites, depois de entender mais posso usar em conjunto com o adobe que vai ser uma boa junção para aplicação em um site.</w:t>
+      </w:r>
+    </w:p>
+    <w:p>
+      <w:r>
+        <w:br w:type="page"/>
+      </w:r>
+    </w:p>
+    <w:p>
+      <w:r>
+        <w:lastRenderedPageBreak/>
+        <w:br w:type="page"/>
+      </w:r>
+    </w:p>
+    <w:p/>
+    <w:p/>
     <w:p/>
     <w:sectPr>
       <w:pgSz w:w="11906" w:h="16838"/>

--- a/MÓDULOS 01 À 05/Módulo 02/Anotações - Modulo 02 HTML e CSS.docx
+++ b/MÓDULOS 01 À 05/Módulo 02/Anotações - Modulo 02 HTML e CSS.docx
@@ -382,6 +382,9 @@
     </w:p>
     <w:p>
       <w:r>
+        <w:rPr>
+          <w:noProof/>
+        </w:rPr>
         <w:drawing>
           <wp:anchor distT="0" distB="0" distL="114300" distR="114300" simplePos="0" relativeHeight="251659264" behindDoc="0" locked="0" layoutInCell="1" allowOverlap="1" wp14:anchorId="18DE45F2" wp14:editId="32733596">
             <wp:simplePos x="0" y="0"/>
@@ -609,8 +612,282 @@
       </w:r>
     </w:p>
     <w:p>
-      <w:r>
+      <w:pPr>
+        <w:rPr>
+          <w:b/>
+          <w:bCs/>
+          <w:color w:val="2F5496" w:themeColor="accent1" w:themeShade="BF"/>
+          <w:sz w:val="28"/>
+          <w:szCs w:val="28"/>
+        </w:rPr>
+      </w:pPr>
+      <w:r>
+        <w:rPr>
+          <w:b/>
+          <w:bCs/>
+          <w:color w:val="2F5496" w:themeColor="accent1" w:themeShade="BF"/>
+          <w:sz w:val="28"/>
+          <w:szCs w:val="28"/>
+        </w:rPr>
         <w:lastRenderedPageBreak/>
+        <w:t>Capturando cores de tela</w:t>
+      </w:r>
+    </w:p>
+    <w:p/>
+    <w:p>
+      <w:r>
+        <w:t xml:space="preserve">Adicionamos uma extensão bem simples no Chrome que permite copiar o código de cor de aparentemente qualquer site e </w:t>
+      </w:r>
+      <w:proofErr w:type="spellStart"/>
+      <w:r>
+        <w:t>pdf</w:t>
+      </w:r>
+      <w:proofErr w:type="spellEnd"/>
+      <w:r>
+        <w:t>, além de puxar no navegador a ferramenta permite pegar de fora.</w:t>
+      </w:r>
+      <w:r>
+        <w:t xml:space="preserve"> Outra possibilidade vista é usar a ferramenta do próprio adobe da aula passada, por ele é possível adicionar um print ou uma imagem e a partir dela você já tem a palheta de cores pronta dentro do site.</w:t>
+      </w:r>
+    </w:p>
+    <w:p/>
+    <w:p>
+      <w:pPr>
+        <w:rPr>
+          <w:b/>
+          <w:bCs/>
+          <w:color w:val="2F5496" w:themeColor="accent1" w:themeShade="BF"/>
+          <w:sz w:val="28"/>
+          <w:szCs w:val="28"/>
+        </w:rPr>
+      </w:pPr>
+      <w:r>
+        <w:rPr>
+          <w:b/>
+          <w:bCs/>
+          <w:color w:val="2F5496" w:themeColor="accent1" w:themeShade="BF"/>
+          <w:sz w:val="28"/>
+          <w:szCs w:val="28"/>
+        </w:rPr>
+        <w:t>Como Criar um degradê no CSS</w:t>
+      </w:r>
+    </w:p>
+    <w:p/>
+    <w:p>
+      <w:r>
+        <w:t xml:space="preserve">Aqui vimos a criação de gradientes dentro do site, algo simples que pode dar um certo charme em determinados momentos. Para criação do degradê usamos a seguinte </w:t>
+      </w:r>
+      <w:proofErr w:type="spellStart"/>
+      <w:r>
+        <w:t>tag</w:t>
+      </w:r>
+      <w:proofErr w:type="spellEnd"/>
+      <w:r>
+        <w:t xml:space="preserve"> e codificação.</w:t>
+      </w:r>
+    </w:p>
+    <w:p>
+      <w:pPr>
+        <w:rPr>
+          <w:b/>
+          <w:bCs/>
+          <w:color w:val="4472C4" w:themeColor="accent1"/>
+        </w:rPr>
+      </w:pPr>
+      <w:r>
+        <w:rPr>
+          <w:b/>
+          <w:bCs/>
+          <w:color w:val="4472C4" w:themeColor="accent1"/>
+        </w:rPr>
+        <w:t>&lt;</w:t>
+      </w:r>
+      <w:proofErr w:type="spellStart"/>
+      <w:r>
+        <w:rPr>
+          <w:b/>
+          <w:bCs/>
+          <w:color w:val="4472C4" w:themeColor="accent1"/>
+        </w:rPr>
+        <w:t>style</w:t>
+      </w:r>
+      <w:proofErr w:type="spellEnd"/>
+      <w:r>
+        <w:rPr>
+          <w:b/>
+          <w:bCs/>
+          <w:color w:val="4472C4" w:themeColor="accent1"/>
+        </w:rPr>
+        <w:t>&gt;</w:t>
+      </w:r>
+    </w:p>
+    <w:p>
+      <w:pPr>
+        <w:rPr>
+          <w:b/>
+          <w:bCs/>
+          <w:color w:val="BF8F00" w:themeColor="accent4" w:themeShade="BF"/>
+        </w:rPr>
+      </w:pPr>
+      <w:r>
+        <w:rPr>
+          <w:b/>
+          <w:bCs/>
+          <w:color w:val="BF8F00" w:themeColor="accent4" w:themeShade="BF"/>
+        </w:rPr>
+        <w:t xml:space="preserve">body </w:t>
+      </w:r>
+    </w:p>
+    <w:p>
+      <w:r>
+        <w:t>{</w:t>
+      </w:r>
+    </w:p>
+    <w:p>
+      <w:r>
+        <w:rPr>
+          <w:color w:val="4472C4" w:themeColor="accent1"/>
+        </w:rPr>
+        <w:t>background-</w:t>
+      </w:r>
+      <w:proofErr w:type="spellStart"/>
+      <w:r>
+        <w:rPr>
+          <w:color w:val="4472C4" w:themeColor="accent1"/>
+        </w:rPr>
+        <w:t>image</w:t>
+      </w:r>
+      <w:proofErr w:type="spellEnd"/>
+      <w:r>
+        <w:rPr>
+          <w:color w:val="538135" w:themeColor="accent6" w:themeShade="BF"/>
+        </w:rPr>
+        <w:t>: linear-</w:t>
+      </w:r>
+      <w:proofErr w:type="spellStart"/>
+      <w:proofErr w:type="gramStart"/>
+      <w:r>
+        <w:rPr>
+          <w:color w:val="538135" w:themeColor="accent6" w:themeShade="BF"/>
+        </w:rPr>
+        <w:t>gradient</w:t>
+      </w:r>
+      <w:proofErr w:type="spellEnd"/>
+      <w:r>
+        <w:t>(</w:t>
+      </w:r>
+      <w:proofErr w:type="gramEnd"/>
+      <w:r>
+        <w:rPr>
+          <w:color w:val="385623" w:themeColor="accent6" w:themeShade="80"/>
+        </w:rPr>
+        <w:t>-45deg</w:t>
+      </w:r>
+      <w:r>
+        <w:t xml:space="preserve">, </w:t>
+      </w:r>
+      <w:r>
+        <w:rPr>
+          <w:color w:val="C45911" w:themeColor="accent2" w:themeShade="BF"/>
+        </w:rPr>
+        <w:t>#D92B8B, #BF2CA7, #9C2DC3, #732EE0, #3F30FF</w:t>
+      </w:r>
+      <w:r>
+        <w:t>);</w:t>
+      </w:r>
+      <w:r>
+        <w:t xml:space="preserve"> </w:t>
+      </w:r>
+    </w:p>
+    <w:p>
+      <w:r>
+        <w:rPr>
+          <w:color w:val="2E74B5" w:themeColor="accent5" w:themeShade="BF"/>
+        </w:rPr>
+        <w:t>background-</w:t>
+      </w:r>
+      <w:proofErr w:type="spellStart"/>
+      <w:r>
+        <w:rPr>
+          <w:color w:val="2E74B5" w:themeColor="accent5" w:themeShade="BF"/>
+        </w:rPr>
+        <w:t>attachment</w:t>
+      </w:r>
+      <w:proofErr w:type="spellEnd"/>
+      <w:r>
+        <w:t>:</w:t>
+      </w:r>
+      <w:r>
+        <w:rPr>
+          <w:color w:val="C45911" w:themeColor="accent2" w:themeShade="BF"/>
+        </w:rPr>
+        <w:t xml:space="preserve"> </w:t>
+      </w:r>
+      <w:proofErr w:type="spellStart"/>
+      <w:r>
+        <w:rPr>
+          <w:color w:val="C45911" w:themeColor="accent2" w:themeShade="BF"/>
+        </w:rPr>
+        <w:t>fixed</w:t>
+      </w:r>
+      <w:proofErr w:type="spellEnd"/>
+      <w:r>
+        <w:rPr>
+          <w:color w:val="C45911" w:themeColor="accent2" w:themeShade="BF"/>
+        </w:rPr>
+        <w:t>;</w:t>
+      </w:r>
+    </w:p>
+    <w:p>
+      <w:r>
+        <w:t>}</w:t>
+      </w:r>
+    </w:p>
+    <w:p>
+      <w:pPr>
+        <w:rPr>
+          <w:b/>
+          <w:bCs/>
+          <w:color w:val="4472C4" w:themeColor="accent1"/>
+        </w:rPr>
+      </w:pPr>
+      <w:r>
+        <w:rPr>
+          <w:b/>
+          <w:bCs/>
+          <w:color w:val="4472C4" w:themeColor="accent1"/>
+        </w:rPr>
+        <w:t>&lt;/</w:t>
+      </w:r>
+      <w:proofErr w:type="spellStart"/>
+      <w:r>
+        <w:rPr>
+          <w:b/>
+          <w:bCs/>
+          <w:color w:val="4472C4" w:themeColor="accent1"/>
+        </w:rPr>
+        <w:t>style</w:t>
+      </w:r>
+      <w:proofErr w:type="spellEnd"/>
+      <w:r>
+        <w:rPr>
+          <w:b/>
+          <w:bCs/>
+          <w:color w:val="4472C4" w:themeColor="accent1"/>
+        </w:rPr>
+        <w:t>&gt;</w:t>
+      </w:r>
+    </w:p>
+    <w:p/>
+    <w:p>
+      <w:r>
+        <w:t>Criando um Exemplo Real</w:t>
+      </w:r>
+    </w:p>
+    <w:p/>
+    <w:p/>
+    <w:p>
+      <w:r>
         <w:br w:type="page"/>
       </w:r>
     </w:p>
@@ -1230,7 +1507,6 @@
   <w:style w:type="character" w:default="1" w:styleId="Fontepargpadro">
     <w:name w:val="Default Paragraph Font"/>
     <w:uiPriority w:val="1"/>
-    <w:semiHidden/>
     <w:unhideWhenUsed/>
   </w:style>
   <w:style w:type="table" w:default="1" w:styleId="Tabelanormal">
